--- a/tesp/ТЗ Электроныч приложение.docx
+++ b/tesp/ТЗ Электроныч приложение.docx
@@ -119,7 +119,7 @@
       <w:pPr>
         <w:rPr>
           <w:rFonts w:ascii="Times New Roman" w:eastAsia="Times New Roman" w:hAnsi="Times New Roman" w:cs="Times New Roman"/>
-          <w:lang w:val="en-US"/>
+          <w:lang w:val="ru-RU"/>
         </w:rPr>
       </w:pPr>
     </w:p>
@@ -151,10 +151,7 @@
       <w:bookmarkStart w:id="4" w:name="_gflabp1j37un" w:colFirst="0" w:colLast="0"/>
       <w:bookmarkEnd w:id="4"/>
       <w:r>
-        <w:t>Основны</w:t>
-      </w:r>
-      <w:r>
-        <w:t>е кнопки</w:t>
+        <w:t>Основные кнопки</w:t>
       </w:r>
     </w:p>
     <w:p>
@@ -193,13 +190,7 @@
         <w:rPr>
           <w:rFonts w:ascii="Times New Roman" w:eastAsia="Times New Roman" w:hAnsi="Times New Roman" w:cs="Times New Roman"/>
         </w:rPr>
-        <w:t xml:space="preserve"> Кнопка открывает раздел с подборкой новостей. Новости добавляются админом, отображаются в формате ленты. *(Новостей будет не много, главное подборки товаров(по мо</w:t>
-      </w:r>
-      <w:r>
-        <w:rPr>
-          <w:rFonts w:ascii="Times New Roman" w:eastAsia="Times New Roman" w:hAnsi="Times New Roman" w:cs="Times New Roman"/>
-        </w:rPr>
-        <w:t>делям), подборки редачатся админом, акции тоже, акции по типу “Каждую среду на эту модель 5% скидка” или “500р скидка на первый заказ” или “бесплатная доставка при первом заказе”)</w:t>
+        <w:t xml:space="preserve"> Кнопка открывает раздел с подборкой новостей. Новости добавляются админом, отображаются в формате ленты. *(Новостей будет не много, главное подборки товаров(по моделям), подборки редачатся админом, акции тоже, акции по типу “Каждую среду на эту модель 5% скидка” или “500р скидка на первый заказ” или “бесплатная доставка при первом заказе”)</w:t>
       </w:r>
     </w:p>
     <w:p>
@@ -221,13 +212,7 @@
         <w:rPr>
           <w:rFonts w:ascii="Times New Roman" w:eastAsia="Times New Roman" w:hAnsi="Times New Roman" w:cs="Times New Roman"/>
         </w:rPr>
-        <w:t>Кнопка для просмотра списка избранных товаров. Пользователь мо</w:t>
-      </w:r>
-      <w:r>
-        <w:rPr>
-          <w:rFonts w:ascii="Times New Roman" w:eastAsia="Times New Roman" w:hAnsi="Times New Roman" w:cs="Times New Roman"/>
-        </w:rPr>
-        <w:t xml:space="preserve">жет </w:t>
+        <w:t xml:space="preserve">Кнопка для просмотра списка избранных товаров. Пользователь может </w:t>
       </w:r>
       <w:r>
         <w:rPr>
@@ -287,13 +272,7 @@
         <w:rPr>
           <w:rFonts w:ascii="Times New Roman" w:eastAsia="Times New Roman" w:hAnsi="Times New Roman" w:cs="Times New Roman"/>
         </w:rPr>
-        <w:t>Кнопка для просмотра и редактирования корз</w:t>
-      </w:r>
-      <w:r>
-        <w:rPr>
-          <w:rFonts w:ascii="Times New Roman" w:eastAsia="Times New Roman" w:hAnsi="Times New Roman" w:cs="Times New Roman"/>
-        </w:rPr>
-        <w:t>ины покупок. Здесь отображается список добавленных товаров, итоговая сумма.*(к итоговой сумме добавляется стоимость доставки-300р(настраивается), от 3500р доставка бесплатна)</w:t>
+        <w:t>Кнопка для просмотра и редактирования корзины покупок. Здесь отображается список добавленных товаров, итоговая сумма.*(к итоговой сумме добавляется стоимость доставки-300р(настраивается), от 3500р доставка бесплатна)</w:t>
       </w:r>
     </w:p>
     <w:p>
@@ -315,13 +294,7 @@
         <w:rPr>
           <w:rFonts w:ascii="Times New Roman" w:eastAsia="Times New Roman" w:hAnsi="Times New Roman" w:cs="Times New Roman"/>
         </w:rPr>
-        <w:t>: Кнопка ведет в личный кабинет пользователя. Здесь доступн</w:t>
-      </w:r>
-      <w:r>
-        <w:rPr>
-          <w:rFonts w:ascii="Times New Roman" w:eastAsia="Times New Roman" w:hAnsi="Times New Roman" w:cs="Times New Roman"/>
-        </w:rPr>
-        <w:t xml:space="preserve">ы быстрые настройки аккаунта. </w:t>
+        <w:t xml:space="preserve">: Кнопка ведет в личный кабинет пользователя. Здесь доступны быстрые настройки аккаунта. </w:t>
       </w:r>
     </w:p>
     <w:p>
@@ -375,13 +348,7 @@
         <w:rPr>
           <w:rFonts w:ascii="Times New Roman" w:eastAsia="Times New Roman" w:hAnsi="Times New Roman" w:cs="Times New Roman"/>
         </w:rPr>
-        <w:t>Они размещаются в главном меню или на панели навигации. Для каждой категории добавлены дополнительные кнопки, которые расширяют функциональ</w:t>
-      </w:r>
-      <w:r>
-        <w:rPr>
-          <w:rFonts w:ascii="Times New Roman" w:eastAsia="Times New Roman" w:hAnsi="Times New Roman" w:cs="Times New Roman"/>
-        </w:rPr>
-        <w:t>ность раздела. Эти под кнопки появляются внутри соответствующего экрана и отвечают за конкретные действия, связанные с темой категории.</w:t>
+        <w:t>Они размещаются в главном меню или на панели навигации. Для каждой категории добавлены дополнительные кнопки, которые расширяют функциональность раздела. Эти под кнопки появляются внутри соответствующего экрана и отвечают за конкретные действия, связанные с темой категории.</w:t>
       </w:r>
     </w:p>
     <w:p>
@@ -487,13 +454,7 @@
         <w:rPr>
           <w:rFonts w:ascii="Times New Roman" w:eastAsia="Times New Roman" w:hAnsi="Times New Roman" w:cs="Times New Roman"/>
         </w:rPr>
-        <w:t>Открывает форму для оставления комментария под нов</w:t>
-      </w:r>
-      <w:r>
-        <w:rPr>
-          <w:rFonts w:ascii="Times New Roman" w:eastAsia="Times New Roman" w:hAnsi="Times New Roman" w:cs="Times New Roman"/>
-        </w:rPr>
-        <w:t>остью.* коменты не нужны</w:t>
+        <w:t>Открывает форму для оставления комментария под новостью.* коменты не нужны</w:t>
       </w:r>
     </w:p>
     <w:p>
@@ -679,13 +640,7 @@
         <w:rPr>
           <w:rFonts w:ascii="Times New Roman" w:eastAsia="Times New Roman" w:hAnsi="Times New Roman" w:cs="Times New Roman"/>
         </w:rPr>
-        <w:t>Переносит выб</w:t>
-      </w:r>
-      <w:r>
-        <w:rPr>
-          <w:rFonts w:ascii="Times New Roman" w:eastAsia="Times New Roman" w:hAnsi="Times New Roman" w:cs="Times New Roman"/>
-        </w:rPr>
-        <w:t xml:space="preserve">ранные товары в корзину. *топ функция </w:t>
+        <w:t xml:space="preserve">Переносит выбранные товары в корзину. *топ функция </w:t>
       </w:r>
     </w:p>
     <w:p>
@@ -774,13 +729,7 @@
         <w:rPr>
           <w:rFonts w:ascii="Times New Roman" w:eastAsia="Times New Roman" w:hAnsi="Times New Roman" w:cs="Times New Roman"/>
         </w:rPr>
-        <w:t>Открывает детальный просмотр к</w:t>
-      </w:r>
-      <w:r>
-        <w:rPr>
-          <w:rFonts w:ascii="Times New Roman" w:eastAsia="Times New Roman" w:hAnsi="Times New Roman" w:cs="Times New Roman"/>
-        </w:rPr>
-        <w:t xml:space="preserve">онкретного никотинового изделия </w:t>
+        <w:t xml:space="preserve">Открывает детальный просмотр конкретного никотинового изделия </w:t>
       </w:r>
     </w:p>
     <w:p>
@@ -874,15 +823,7 @@
           <w:b/>
           <w:bCs/>
         </w:rPr>
-        <w:t>Ит</w:t>
-      </w:r>
-      <w:r>
-        <w:rPr>
-          <w:rFonts w:ascii="Times New Roman" w:eastAsia="Times New Roman" w:hAnsi="Times New Roman" w:cs="Times New Roman"/>
-          <w:b/>
-          <w:bCs/>
-        </w:rPr>
-        <w:t xml:space="preserve">ог: </w:t>
+        <w:t xml:space="preserve">Итог: </w:t>
       </w:r>
       <w:r>
         <w:rPr>
@@ -912,13 +853,7 @@
         <w:rPr>
           <w:rFonts w:ascii="Times New Roman" w:eastAsia="Times New Roman" w:hAnsi="Times New Roman" w:cs="Times New Roman"/>
         </w:rPr>
-        <w:t xml:space="preserve">1.-выбор типа продукта(ЭС, жидкость, подсистема, расходники)вижу эти 4 типа основными. есть еще, но они сильно вторичны, в </w:t>
-      </w:r>
-      <w:r>
-        <w:rPr>
-          <w:rFonts w:ascii="Times New Roman" w:eastAsia="Times New Roman" w:hAnsi="Times New Roman" w:cs="Times New Roman"/>
-        </w:rPr>
-        <w:t>дальнейшем можно подумать над добавлением</w:t>
+        <w:t>1.-выбор типа продукта(ЭС, жидкость, подсистема, расходники)вижу эти 4 типа основными. есть еще, но они сильно вторичны, в дальнейшем можно подумать над добавлением</w:t>
       </w:r>
       <w:r>
         <w:rPr>
@@ -995,13 +930,7 @@
           <w:rFonts w:ascii="Times New Roman" w:eastAsia="Times New Roman" w:hAnsi="Times New Roman" w:cs="Times New Roman"/>
         </w:rPr>
         <w:br/>
-        <w:t>3.выбор линейки(то же самое что и модель у ЭС)бывают линейки с повышенной крепостью, или большим холодком во вк</w:t>
-      </w:r>
-      <w:r>
-        <w:rPr>
-          <w:rFonts w:ascii="Times New Roman" w:eastAsia="Times New Roman" w:hAnsi="Times New Roman" w:cs="Times New Roman"/>
-        </w:rPr>
-        <w:t>усе</w:t>
+        <w:t>3.выбор линейки(то же самое что и модель у ЭС)бывают линейки с повышенной крепостью, или большим холодком во вкусе</w:t>
       </w:r>
       <w:r>
         <w:rPr>
@@ -1036,13 +965,7 @@
         <w:rPr>
           <w:rFonts w:ascii="Times New Roman" w:eastAsia="Times New Roman" w:hAnsi="Times New Roman" w:cs="Times New Roman"/>
         </w:rPr>
-        <w:t xml:space="preserve">Кнопка для просмотра и редактирования корзины покупок. Здесь отображается список добавленных товаров, </w:t>
-      </w:r>
-      <w:r>
-        <w:rPr>
-          <w:rFonts w:ascii="Times New Roman" w:eastAsia="Times New Roman" w:hAnsi="Times New Roman" w:cs="Times New Roman"/>
-        </w:rPr>
-        <w:t>итоговая сумма.</w:t>
+        <w:t>Кнопка для просмотра и редактирования корзины покупок. Здесь отображается список добавленных товаров, итоговая сумма.</w:t>
       </w:r>
     </w:p>
     <w:p>
@@ -1168,13 +1091,7 @@
         <w:rPr>
           <w:rFonts w:ascii="Times New Roman" w:eastAsia="Times New Roman" w:hAnsi="Times New Roman" w:cs="Times New Roman"/>
         </w:rPr>
-        <w:t>Сохраняе</w:t>
-      </w:r>
-      <w:r>
-        <w:rPr>
-          <w:rFonts w:ascii="Times New Roman" w:eastAsia="Times New Roman" w:hAnsi="Times New Roman" w:cs="Times New Roman"/>
-        </w:rPr>
-        <w:t xml:space="preserve">т корзину для позже. </w:t>
+        <w:t xml:space="preserve">Сохраняет корзину для позже. </w:t>
       </w:r>
     </w:p>
     <w:p>
@@ -1232,6 +1149,7 @@
       <w:pPr>
         <w:rPr>
           <w:rFonts w:ascii="Times New Roman" w:eastAsia="Times New Roman" w:hAnsi="Times New Roman" w:cs="Times New Roman"/>
+          <w:lang w:val="ru-RU"/>
         </w:rPr>
       </w:pPr>
       <w:r>
@@ -1252,24 +1170,65 @@
         <w:rPr>
           <w:rFonts w:ascii="Times New Roman" w:eastAsia="Times New Roman" w:hAnsi="Times New Roman" w:cs="Times New Roman"/>
         </w:rPr>
-        <w:t xml:space="preserve"> Редактирование имени, телефона(запрос через телеграм), пароля.*запрос через тг не обязательно, но очень удобно</w:t>
-      </w:r>
-    </w:p>
-    <w:p>
-      <w:pPr>
-        <w:rPr>
-          <w:rFonts w:ascii="Times New Roman" w:eastAsia="Times New Roman" w:hAnsi="Times New Roman" w:cs="Times New Roman"/>
-        </w:rPr>
-      </w:pPr>
-      <w:r>
-        <w:rPr>
-          <w:rFonts w:ascii="Times New Roman" w:eastAsia="Times New Roman" w:hAnsi="Times New Roman" w:cs="Times New Roman"/>
+        <w:t xml:space="preserve"> Редактирование имени, телефона</w:t>
+      </w:r>
+      <w:r>
+        <w:rPr>
+          <w:rFonts w:ascii="Times New Roman" w:eastAsia="Times New Roman" w:hAnsi="Times New Roman" w:cs="Times New Roman"/>
+          <w:lang w:val="ru-RU"/>
+        </w:rPr>
+        <w:t xml:space="preserve">, </w:t>
+      </w:r>
+      <w:r>
+        <w:rPr>
+          <w:rFonts w:ascii="Times New Roman" w:eastAsia="Times New Roman" w:hAnsi="Times New Roman" w:cs="Times New Roman"/>
+          <w:lang w:val="en-US"/>
+        </w:rPr>
+        <w:t>email</w:t>
+      </w:r>
+      <w:r>
+        <w:rPr>
+          <w:rFonts w:ascii="Times New Roman" w:eastAsia="Times New Roman" w:hAnsi="Times New Roman" w:cs="Times New Roman"/>
+          <w:lang w:val="ru-RU"/>
         </w:rPr>
         <w:t xml:space="preserve"> </w:t>
       </w:r>
       <w:r>
         <w:rPr>
           <w:rFonts w:ascii="Times New Roman" w:eastAsia="Times New Roman" w:hAnsi="Times New Roman" w:cs="Times New Roman"/>
+        </w:rPr>
+        <w:t>(запрос через телеграм), пароля.</w:t>
+      </w:r>
+      <w:r>
+        <w:rPr>
+          <w:rFonts w:ascii="Times New Roman" w:eastAsia="Times New Roman" w:hAnsi="Times New Roman" w:cs="Times New Roman"/>
+          <w:lang w:val="ru-RU"/>
+        </w:rPr>
+        <w:t xml:space="preserve"> </w:t>
+      </w:r>
+      <w:r>
+        <w:rPr>
+          <w:rFonts w:ascii="Times New Roman" w:eastAsia="Times New Roman" w:hAnsi="Times New Roman" w:cs="Times New Roman"/>
+          <w:lang w:val="ru-RU"/>
+        </w:rPr>
+        <w:t xml:space="preserve"> умолчанию поле с телефоном пустое.</w:t>
+      </w:r>
+    </w:p>
+    <w:p>
+      <w:pPr>
+        <w:rPr>
+          <w:rFonts w:ascii="Times New Roman" w:eastAsia="Times New Roman" w:hAnsi="Times New Roman" w:cs="Times New Roman"/>
+        </w:rPr>
+      </w:pPr>
+      <w:r>
+        <w:rPr>
+          <w:rFonts w:ascii="Times New Roman" w:eastAsia="Times New Roman" w:hAnsi="Times New Roman" w:cs="Times New Roman"/>
+        </w:rPr>
+        <w:t xml:space="preserve"> </w:t>
+      </w:r>
+      <w:r>
+        <w:rPr>
+          <w:rFonts w:ascii="Times New Roman" w:eastAsia="Times New Roman" w:hAnsi="Times New Roman" w:cs="Times New Roman"/>
           <w:b/>
           <w:bCs/>
         </w:rPr>
@@ -1378,15 +1337,7 @@
           <w:b/>
           <w:bCs/>
         </w:rPr>
-        <w:t xml:space="preserve"> - Управле</w:t>
-      </w:r>
-      <w:r>
-        <w:rPr>
-          <w:rFonts w:ascii="Times New Roman" w:eastAsia="Times New Roman" w:hAnsi="Times New Roman" w:cs="Times New Roman"/>
-          <w:b/>
-          <w:bCs/>
-        </w:rPr>
-        <w:t>ние пользователями:</w:t>
+        <w:t xml:space="preserve"> - Управление пользователями:</w:t>
       </w:r>
       <w:r>
         <w:rPr>
@@ -1634,7 +1585,16 @@
           <w:b/>
           <w:bCs/>
         </w:rPr>
-        <w:t>Товара</w:t>
+        <w:t>Товар</w:t>
+      </w:r>
+      <w:r>
+        <w:rPr>
+          <w:rFonts w:ascii="Times New Roman" w:eastAsia="Times New Roman" w:hAnsi="Times New Roman" w:cs="Times New Roman"/>
+          <w:b/>
+          <w:bCs/>
+          <w:lang w:val="ru-RU"/>
+        </w:rPr>
+        <w:t>ы</w:t>
       </w:r>
       <w:r>
         <w:rPr>
@@ -1664,10 +1624,7 @@
       <w:bookmarkStart w:id="7" w:name="_oarw6tb6zeni" w:colFirst="0" w:colLast="0"/>
       <w:bookmarkEnd w:id="7"/>
       <w:r>
-        <w:t>Профиль п</w:t>
-      </w:r>
-      <w:r>
-        <w:t>ользователя</w:t>
+        <w:t>Профиль пользователя</w:t>
       </w:r>
     </w:p>
     <w:p>
@@ -1688,25 +1645,14 @@
         <w:rPr>
           <w:rFonts w:ascii="Times New Roman" w:eastAsia="Times New Roman" w:hAnsi="Times New Roman" w:cs="Times New Roman"/>
         </w:rPr>
-        <w:t xml:space="preserve"> Система рефералов для привлечения новых пользователей. Пользователь получает ссылку для приглашений, с начислением бонусов (процент от заказов рефералов). Реализовано с отслеживанием до 10 заказов (ниже процент) и от 10 заказов (вы</w:t>
-      </w:r>
-      <w:r>
-        <w:rPr>
-          <w:rFonts w:ascii="Times New Roman" w:eastAsia="Times New Roman" w:hAnsi="Times New Roman" w:cs="Times New Roman"/>
-        </w:rPr>
-        <w:t>ше процент, настраивается админом).* все правильно, только аккаунт который привел реферала получает бонус на реф баланс после подтверждения админа, что бы не реализованный заказ не шел в баланс, можно придумать призрачный баланс который подтверждается посл</w:t>
-      </w:r>
-      <w:r>
-        <w:rPr>
-          <w:rFonts w:ascii="Times New Roman" w:eastAsia="Times New Roman" w:hAnsi="Times New Roman" w:cs="Times New Roman"/>
-        </w:rPr>
-        <w:t>е подтверждения)админом</w:t>
-      </w:r>
-    </w:p>
-    <w:p>
-      <w:pPr>
-        <w:rPr>
-          <w:rFonts w:ascii="Times New Roman" w:eastAsia="Times New Roman" w:hAnsi="Times New Roman" w:cs="Times New Roman"/>
+        <w:t xml:space="preserve"> Система рефералов для привлечения новых пользователей. Пользователь получает ссылку для приглашений, с начислением бонусов (процент от заказов рефералов). Реализовано с отслеживанием до 10 заказов (ниже процент) и от 10 заказов (выше процент, настраивается админом).* все правильно, только аккаунт который привел реферала получает бонус на реф баланс после подтверждения админа, что бы не реализованный заказ не шел в баланс, можно придумать призрачный баланс который подтверждается после подтверждения)админом</w:t>
+      </w:r>
+    </w:p>
+    <w:p>
+      <w:pPr>
+        <w:rPr>
+          <w:rFonts w:ascii="Times New Roman" w:eastAsia="Times New Roman" w:hAnsi="Times New Roman" w:cs="Times New Roman"/>
+          <w:lang w:val="ru-RU"/>
         </w:rPr>
       </w:pPr>
       <w:r>
@@ -1723,19 +1669,55 @@
         </w:rPr>
         <w:t>Редактирование профиля (email, пароль, уведомления). Быстрый доступ для изменений.</w:t>
       </w:r>
-    </w:p>
-    <w:p>
-      <w:pPr>
-        <w:rPr>
-          <w:rFonts w:ascii="Times New Roman" w:eastAsia="Times New Roman" w:hAnsi="Times New Roman" w:cs="Times New Roman"/>
-        </w:rPr>
-      </w:pPr>
-      <w:r>
-        <w:rPr>
-          <w:rFonts w:ascii="Times New Roman" w:eastAsia="Times New Roman" w:hAnsi="Times New Roman" w:cs="Times New Roman"/>
-          <w:b/>
-          <w:bCs/>
-        </w:rPr>
+      <w:r>
+        <w:rPr>
+          <w:rFonts w:ascii="Times New Roman" w:eastAsia="Times New Roman" w:hAnsi="Times New Roman" w:cs="Times New Roman"/>
+          <w:lang w:val="ru-RU"/>
+        </w:rPr>
+        <w:t xml:space="preserve"> </w:t>
+      </w:r>
+      <w:r>
+        <w:rPr>
+          <w:rFonts w:ascii="Times New Roman" w:eastAsia="Times New Roman" w:hAnsi="Times New Roman" w:cs="Times New Roman"/>
+          <w:lang w:val="ru-RU"/>
+        </w:rPr>
+        <w:t xml:space="preserve">телефон </w:t>
+      </w:r>
+      <w:r>
+        <w:rPr>
+          <w:rFonts w:ascii="Times New Roman" w:eastAsia="Times New Roman" w:hAnsi="Times New Roman" w:cs="Times New Roman"/>
+          <w:lang w:val="ru-RU"/>
+        </w:rPr>
+        <w:t xml:space="preserve">можно заполнить как </w:t>
+      </w:r>
+      <w:r>
+        <w:rPr>
+          <w:rFonts w:ascii="Times New Roman" w:eastAsia="Times New Roman" w:hAnsi="Times New Roman" w:cs="Times New Roman"/>
+          <w:lang w:val="ru-RU"/>
+        </w:rPr>
+        <w:t>через тг</w:t>
+      </w:r>
+      <w:r>
+        <w:rPr>
+          <w:rFonts w:ascii="Times New Roman" w:eastAsia="Times New Roman" w:hAnsi="Times New Roman" w:cs="Times New Roman"/>
+          <w:lang w:val="ru-RU"/>
+        </w:rPr>
+        <w:t>, так и ручным вводом, сначала предлагать поделиться номером от тг.</w:t>
+      </w:r>
+    </w:p>
+    <w:p>
+      <w:pPr>
+        <w:rPr>
+          <w:rFonts w:ascii="Times New Roman" w:eastAsia="Times New Roman" w:hAnsi="Times New Roman" w:cs="Times New Roman"/>
+        </w:rPr>
+      </w:pPr>
+      <w:r>
+        <w:rPr>
+          <w:rFonts w:ascii="Times New Roman" w:eastAsia="Times New Roman" w:hAnsi="Times New Roman" w:cs="Times New Roman"/>
+          <w:b/>
+          <w:bCs/>
+        </w:rPr>
+        <w:lastRenderedPageBreak/>
         <w:t xml:space="preserve">- История заказов: </w:t>
       </w:r>
       <w:r>
@@ -1780,13 +1762,7 @@
         <w:rPr>
           <w:rFonts w:ascii="Times New Roman" w:eastAsia="Times New Roman" w:hAnsi="Times New Roman" w:cs="Times New Roman"/>
         </w:rPr>
-        <w:t xml:space="preserve"> Просмотр списка пользователей, управление их корзинами и избранными (добавление/удаление товаров от имени пользователя</w:t>
-      </w:r>
-      <w:r>
-        <w:rPr>
-          <w:rFonts w:ascii="Times New Roman" w:eastAsia="Times New Roman" w:hAnsi="Times New Roman" w:cs="Times New Roman"/>
-        </w:rPr>
-        <w:t>). Реализовано для поддержки и модерации.</w:t>
+        <w:t xml:space="preserve"> Просмотр списка пользователей, управление их корзинами и избранными (добавление/удаление товаров от имени пользователя). Реализовано для поддержки и модерации.</w:t>
       </w:r>
     </w:p>
     <w:p>
@@ -1878,15 +1854,7 @@
           <w:b/>
           <w:bCs/>
         </w:rPr>
-        <w:t>- Добавление товар</w:t>
-      </w:r>
-      <w:r>
-        <w:rPr>
-          <w:rFonts w:ascii="Times New Roman" w:eastAsia="Times New Roman" w:hAnsi="Times New Roman" w:cs="Times New Roman"/>
-          <w:b/>
-          <w:bCs/>
-        </w:rPr>
-        <w:t xml:space="preserve">ов: </w:t>
+        <w:t xml:space="preserve">- Добавление товаров: </w:t>
       </w:r>
       <w:r>
         <w:rPr>
@@ -1928,15 +1896,7 @@
           <w:b/>
           <w:bCs/>
         </w:rPr>
-        <w:t>- Отправка</w:t>
-      </w:r>
-      <w:r>
-        <w:rPr>
-          <w:rFonts w:ascii="Times New Roman" w:eastAsia="Times New Roman" w:hAnsi="Times New Roman" w:cs="Times New Roman"/>
-          <w:b/>
-          <w:bCs/>
-        </w:rPr>
-        <w:t xml:space="preserve"> заказа: </w:t>
+        <w:t xml:space="preserve">- Отправка заказа: </w:t>
       </w:r>
       <w:r>
         <w:rPr>
@@ -2124,13 +2084,7 @@
               <w:rPr>
                 <w:rFonts w:ascii="Times New Roman" w:eastAsia="Times New Roman" w:hAnsi="Times New Roman" w:cs="Times New Roman"/>
               </w:rPr>
-              <w:t>Кальяны: 1 шт. (высота 30-100 см). Аксессу</w:t>
-            </w:r>
-            <w:r>
-              <w:rPr>
-                <w:rFonts w:ascii="Times New Roman" w:eastAsia="Times New Roman" w:hAnsi="Times New Roman" w:cs="Times New Roman"/>
-              </w:rPr>
-              <w:t>ары: шланги, щипцы — по 1 шт.</w:t>
+              <w:t>Кальяны: 1 шт. (высота 30-100 см). Аксессуары: шланги, щипцы — по 1 шт.</w:t>
             </w:r>
           </w:p>
         </w:tc>
@@ -2713,15 +2667,8 @@
                 <w:b/>
                 <w:bCs/>
               </w:rPr>
-              <w:t>Системы нагревания табака (IQOS, GLO) *сейчас</w:t>
-            </w:r>
-            <w:r>
-              <w:rPr>
-                <w:rFonts w:ascii="Times New Roman" w:eastAsia="Times New Roman" w:hAnsi="Times New Roman" w:cs="Times New Roman"/>
-                <w:b/>
-                <w:bCs/>
-              </w:rPr>
-              <w:t xml:space="preserve"> не нужно</w:t>
+              <w:lastRenderedPageBreak/>
+              <w:t>Системы нагревания табака (IQOS, GLO) *сейчас не нужно</w:t>
             </w:r>
           </w:p>
         </w:tc>
@@ -2789,7 +2736,6 @@
                 <w:b/>
                 <w:bCs/>
               </w:rPr>
-              <w:lastRenderedPageBreak/>
               <w:t>Одноразовые вейпы (HQD/ашкюди)</w:t>
             </w:r>
           </w:p>
